--- a/module-6-lcs/module_6_lcs.docx
+++ b/module-6-lcs/module_6_lcs.docx
@@ -8749,19 +8749,49 @@
         <w:rPr>
           <w:rStyle w:val="NormalTok"/>
         </w:rPr>
-        <w:t xml:space="preserve"> size </w:t>
-      </w:r>
-      <w:r>
-        <w:rPr>
-          <w:rStyle w:val="OperatorTok"/>
-        </w:rPr>
-        <w:t xml:space="preserve">*</w:t>
-      </w:r>
-      <w:r>
-        <w:rPr>
-          <w:rStyle w:val="NormalTok"/>
-        </w:rPr>
-        <w:t xml:space="preserve"> size</w:t>
+        <w:t xml:space="preserve"> (size </w:t>
+      </w:r>
+      <w:r>
+        <w:rPr>
+          <w:rStyle w:val="OperatorTok"/>
+        </w:rPr>
+        <w:t xml:space="preserve">+</w:t>
+      </w:r>
+      <w:r>
+        <w:rPr>
+          <w:rStyle w:val="NormalTok"/>
+        </w:rPr>
+        <w:t xml:space="preserve"> </w:t>
+      </w:r>
+      <w:r>
+        <w:rPr>
+          <w:rStyle w:val="DecValTok"/>
+        </w:rPr>
+        <w:t xml:space="preserve">1</w:t>
+      </w:r>
+      <w:r>
+        <w:rPr>
+          <w:rStyle w:val="NormalTok"/>
+        </w:rPr>
+        <w:t xml:space="preserve">) </w:t>
+      </w:r>
+      <w:r>
+        <w:rPr>
+          <w:rStyle w:val="OperatorTok"/>
+        </w:rPr>
+        <w:t xml:space="preserve">**</w:t>
+      </w:r>
+      <w:r>
+        <w:rPr>
+          <w:rStyle w:val="NormalTok"/>
+        </w:rPr>
+        <w:t xml:space="preserve"> </w:t>
+      </w:r>
+      <w:r>
+        <w:rPr>
+          <w:rStyle w:val="DecValTok"/>
+        </w:rPr>
+        <w:t xml:space="preserve">2</w:t>
       </w:r>
       <w:r>
         <w:br/>
@@ -9063,16 +9093,7 @@
         <w:rPr>
           <w:rStyle w:val="VerbatimChar"/>
         </w:rPr>
-        <w:t xml:space="preserve">    200       40000     0.005       -       132</w:t>
-      </w:r>
-      <w:r>
-        <w:br/>
-      </w:r>
-      <w:r>
-        <w:rPr>
-          <w:rStyle w:val="VerbatimChar"/>
-        </w:rPr>
-        <w:t xml:space="preserve">    400      160000     0.028    5.2x       172</w:t>
+        <w:t xml:space="preserve">    200       40401     0.010       -       238</w:t>
       </w:r>
     </w:p>
     <w:p>
@@ -9083,18 +9104,34 @@
         <w:rPr>
           <w:rStyle w:val="VerbatimChar"/>
         </w:rPr>
-        <w:t xml:space="preserve">    800      640000     0.136    4.9x       213</w:t>
+        <w:t xml:space="preserve">    400      160801     0.053    5.5x       328</w:t>
       </w:r>
     </w:p>
     <w:p>
       <w:pPr>
         <w:pStyle w:val="SourceCode"/>
       </w:pPr>
+    </w:p>
+    <w:p>
+      <w:pPr>
+        <w:pStyle w:val="SourceCode"/>
+      </w:pPr>
       <w:r>
         <w:rPr>
           <w:rStyle w:val="VerbatimChar"/>
         </w:rPr>
-        <w:t xml:space="preserve">   1600     2560000     0.534    3.9x       208</w:t>
+        <w:t xml:space="preserve">    800      641601     0.255    4.8x       397</w:t>
+      </w:r>
+    </w:p>
+    <w:p>
+      <w:pPr>
+        <w:pStyle w:val="SourceCode"/>
+      </w:pPr>
+      <w:r>
+        <w:rPr>
+          <w:rStyle w:val="VerbatimChar"/>
+        </w:rPr>
+        <w:t xml:space="preserve">   1600     2563201     1.011    4.0x       394</w:t>
       </w:r>
     </w:p>
     <w:bookmarkEnd w:id="45"/>
@@ -9120,13 +9157,13 @@
         <w:t xml:space="preserve"> </w:t>
       </w:r>
       <w:r>
-        <w:t xml:space="preserve">increase in table size the cost per cell moves only from roughly 130 ns to</w:t>
-      </w:r>
-      <w:r>
-        <w:t xml:space="preserve"> </w:t>
-      </w:r>
-      <w:r>
-        <w:t xml:space="preserve">roughly 210 ns — it drifts up as the table outgrows the CPU cache, then flattens. That is the claim</w:t>
+        <w:t xml:space="preserve">increase in table size the cost per cell moves only from roughly 240 ns to</w:t>
+      </w:r>
+      <w:r>
+        <w:t xml:space="preserve"> </w:t>
+      </w:r>
+      <w:r>
+        <w:t xml:space="preserve">roughly 395 ns — it drifts up as the table outgrows the CPU cache, then flattens. That is the claim</w:t>
       </w:r>
       <w:r>
         <w:t xml:space="preserve"> </w:t>

--- a/module-6-lcs/module_6_lcs.docx
+++ b/module-6-lcs/module_6_lcs.docx
@@ -626,6 +626,41 @@
             </w:pPr>
             <w:r>
               <w:t xml:space="preserve">ST62/56881/2025</w:t>
+            </w:r>
+          </w:p>
+        </w:tc>
+      </w:tr>
+      <w:tr>
+        <w:tc>
+          <w:tcPr/>
+          <w:p>
+            <w:pPr>
+              <w:pStyle w:val="Compact"/>
+            </w:pPr>
+            <w:r>
+              <w:t xml:space="preserve">17</w:t>
+            </w:r>
+          </w:p>
+        </w:tc>
+        <w:tc>
+          <w:tcPr/>
+          <w:p>
+            <w:pPr>
+              <w:pStyle w:val="Compact"/>
+            </w:pPr>
+            <w:r>
+              <w:t xml:space="preserve">Christopher Bartonjo</w:t>
+            </w:r>
+          </w:p>
+        </w:tc>
+        <w:tc>
+          <w:tcPr/>
+          <w:p>
+            <w:pPr>
+              <w:pStyle w:val="Compact"/>
+            </w:pPr>
+            <w:r>
+              <w:t xml:space="preserve">ST62/60293/2025</w:t>
             </w:r>
           </w:p>
         </w:tc>
